--- a/Documentations/Github Pages setup information.docx
+++ b/Documentations/Github Pages setup information.docx
@@ -1,736 +1,273 @@
 
 <file path=word/document.xml><?xml version="1.0" encoding="utf-8"?>
-<w:document xmlns:wpc="http://schemas.microsoft.com/office/word/2010/wordprocessingCanvas" xmlns:cx="http://schemas.microsoft.com/office/drawing/2014/chartex" xmlns:cx1="http://schemas.microsoft.com/office/drawing/2015/9/8/chartex" xmlns:cx2="http://schemas.microsoft.com/office/drawing/2015/10/21/chartex" xmlns:cx3="http://schemas.microsoft.com/office/drawing/2016/5/9/chartex" xmlns:cx4="http://schemas.microsoft.com/office/drawing/2016/5/10/chartex" xmlns:cx5="http://schemas.microsoft.com/office/drawing/2016/5/11/chartex" xmlns:cx6="http://schemas.microsoft.com/office/drawing/2016/5/12/chartex" xmlns:cx7="http://schemas.microsoft.com/office/drawing/2016/5/13/chartex" xmlns:cx8="http://schemas.microsoft.com/office/drawing/2016/5/14/chartex" xmlns:mc="http://schemas.openxmlformats.org/markup-compatibility/2006" xmlns:aink="http://schemas.microsoft.com/office/drawing/2016/ink" xmlns:am3d="http://schemas.microsoft.com/office/drawing/2017/model3d" xmlns:o="urn:schemas-microsoft-com:office:office" xmlns:oel="http://schemas.microsoft.com/office/2019/extlst" xmlns:r="http://schemas.openxmlformats.org/officeDocument/2006/relationships" xmlns:m="http://schemas.openxmlformats.org/officeDocument/2006/math" xmlns:v="urn:schemas-microsoft-com:vml" xmlns:wp14="http://schemas.microsoft.com/office/word/2010/wordprocessingDrawing" xmlns:wp="http://schemas.openxmlformats.org/drawingml/2006/wordprocessingDrawing" xmlns:w10="urn:schemas-microsoft-com:office:word" xmlns:w="http://schemas.openxmlformats.org/wordprocessingml/2006/main" xmlns:w14="http://schemas.microsoft.com/office/word/2010/wordml" xmlns:w15="http://schemas.microsoft.com/office/word/2012/wordml" xmlns:w16cex="http://schemas.microsoft.com/office/word/2018/wordml/cex" xmlns:w16cid="http://schemas.microsoft.com/office/word/2016/wordml/cid" xmlns:w16="http://schemas.microsoft.com/office/word/2018/wordml" xmlns:w16du="http://schemas.microsoft.com/office/word/2023/wordml/word16du" xmlns:w16sdtdh="http://schemas.microsoft.com/office/word/2020/wordml/sdtdatahash" xmlns:w16se="http://schemas.microsoft.com/office/word/2015/wordml/symex" xmlns:wpg="http://schemas.microsoft.com/office/word/2010/wordprocessingGroup" xmlns:wpi="http://schemas.microsoft.com/office/word/2010/wordprocessingInk" xmlns:wne="http://schemas.microsoft.com/office/word/2006/wordml" xmlns:wps="http://schemas.microsoft.com/office/word/2010/wordprocessingShape" mc:Ignorable="w14 w15 w16se w16cid w16 w16cex w16sdtdh w16du wp14">
+<w:document xmlns:wpc="http://schemas.microsoft.com/office/word/2010/wordprocessingCanvas" xmlns:mc="http://schemas.openxmlformats.org/markup-compatibility/2006" xmlns:o="urn:schemas-microsoft-com:office:office" xmlns:r="http://schemas.openxmlformats.org/officeDocument/2006/relationships" xmlns:m="http://schemas.openxmlformats.org/officeDocument/2006/math" xmlns:v="urn:schemas-microsoft-com:vml" xmlns:wp14="http://schemas.microsoft.com/office/word/2010/wordprocessingDrawing" xmlns:wp="http://schemas.openxmlformats.org/drawingml/2006/wordprocessingDrawing" xmlns:w10="urn:schemas-microsoft-com:office:word" xmlns:w="http://schemas.openxmlformats.org/wordprocessingml/2006/main" xmlns:w14="http://schemas.microsoft.com/office/word/2010/wordml" xmlns:w15="http://schemas.microsoft.com/office/word/2012/wordml" xmlns:wpg="http://schemas.microsoft.com/office/word/2010/wordprocessingGroup" xmlns:wpi="http://schemas.microsoft.com/office/word/2010/wordprocessingInk" xmlns:wne="http://schemas.microsoft.com/office/word/2006/wordml" xmlns:wps="http://schemas.microsoft.com/office/word/2010/wordprocessingShape" mc:Ignorable="w14 w15 wp14">
   <w:body>
     <w:p>
       <w:pPr>
-        <w:rPr>
-          <w:lang w:val="en-US"/>
-        </w:rPr>
-      </w:pPr>
-      <w:r>
-        <w:rPr>
-          <w:lang w:val="en-US"/>
-        </w:rPr>
-        <w:t>How to setup and run build on GitHub pages with SSL implementation</w:t>
-      </w:r>
-    </w:p>
-    <w:p>
-      <w:pPr>
-        <w:pStyle w:val="ListParagraph"/>
-        <w:numPr>
-          <w:ilvl w:val="0"/>
-          <w:numId w:val="2"/>
-        </w:numPr>
-        <w:rPr>
-          <w:lang w:val="en-US"/>
-        </w:rPr>
-      </w:pPr>
-      <w:r>
-        <w:rPr>
-          <w:lang w:val="en-US"/>
-        </w:rPr>
-        <w:t>Setup github repository</w:t>
-      </w:r>
-      <w:r>
-        <w:rPr>
-          <w:lang w:val="en-US"/>
-        </w:rPr>
-        <w:t xml:space="preserve"> (source_code and build repository separate)</w:t>
-      </w:r>
-    </w:p>
-    <w:p>
-      <w:pPr>
-        <w:pStyle w:val="ListParagraph"/>
-        <w:numPr>
-          <w:ilvl w:val="0"/>
-          <w:numId w:val="2"/>
-        </w:numPr>
-        <w:rPr>
-          <w:lang w:val="en-US"/>
-        </w:rPr>
-      </w:pPr>
-      <w:r>
-        <w:rPr>
-          <w:lang w:val="en-US"/>
-        </w:rPr>
-        <w:t>Go to github repo settings, then select pages, set the directory of main as root /</w:t>
-      </w:r>
-    </w:p>
-    <w:p>
-      <w:pPr>
-        <w:pStyle w:val="ListParagraph"/>
-        <w:numPr>
-          <w:ilvl w:val="0"/>
-          <w:numId w:val="2"/>
-        </w:numPr>
-        <w:rPr>
-          <w:i/>
-          <w:iCs/>
-          <w:sz w:val="20"/>
-          <w:szCs w:val="20"/>
-          <w:lang w:val="en-US"/>
-        </w:rPr>
-      </w:pPr>
-      <w:r>
-        <w:rPr>
-          <w:lang w:val="en-US"/>
-        </w:rPr>
-        <w:t>On the source_code repository place all the source codes and assets and modules plugins e.g.</w:t>
-      </w:r>
-      <w:r>
-        <w:rPr>
-          <w:lang w:val="en-US"/>
-        </w:rPr>
-        <w:br/>
-      </w:r>
-      <w:r>
-        <w:rPr>
-          <w:i/>
-          <w:iCs/>
-          <w:sz w:val="20"/>
-          <w:szCs w:val="20"/>
-          <w:lang w:val="en-US"/>
-        </w:rPr>
-        <w:t xml:space="preserve">Documentations              </w:t>
-      </w:r>
-    </w:p>
-    <w:p>
-      <w:pPr>
-        <w:pStyle w:val="ListParagraph"/>
-        <w:rPr>
-          <w:i/>
-          <w:iCs/>
-          <w:sz w:val="20"/>
-          <w:szCs w:val="20"/>
-          <w:lang w:val="en-US"/>
-        </w:rPr>
-      </w:pPr>
-      <w:r>
-        <w:rPr>
-          <w:i/>
-          <w:iCs/>
-          <w:sz w:val="20"/>
-          <w:szCs w:val="20"/>
-          <w:lang w:val="en-US"/>
-        </w:rPr>
-        <w:t xml:space="preserve">Icon_UpperJaw.png           </w:t>
-      </w:r>
-    </w:p>
-    <w:p>
-      <w:pPr>
-        <w:pStyle w:val="ListParagraph"/>
-        <w:rPr>
-          <w:i/>
-          <w:iCs/>
-          <w:sz w:val="20"/>
-          <w:szCs w:val="20"/>
-          <w:lang w:val="en-US"/>
-        </w:rPr>
-      </w:pPr>
-      <w:r>
-        <w:rPr>
-          <w:i/>
-          <w:iCs/>
-          <w:sz w:val="20"/>
-          <w:szCs w:val="20"/>
-          <w:lang w:val="en-US"/>
-        </w:rPr>
-        <w:t xml:space="preserve">dist        </w:t>
-      </w:r>
-    </w:p>
-    <w:p>
-      <w:pPr>
-        <w:pStyle w:val="ListParagraph"/>
-        <w:rPr>
-          <w:i/>
-          <w:iCs/>
-          <w:sz w:val="20"/>
-          <w:szCs w:val="20"/>
-          <w:lang w:val="en-US"/>
-        </w:rPr>
-      </w:pPr>
-      <w:r>
-        <w:rPr>
-          <w:i/>
-          <w:iCs/>
-          <w:sz w:val="20"/>
-          <w:szCs w:val="20"/>
-          <w:lang w:val="en-US"/>
-        </w:rPr>
-        <w:t xml:space="preserve">node_modules       </w:t>
-      </w:r>
-    </w:p>
-    <w:p>
-      <w:pPr>
-        <w:pStyle w:val="ListParagraph"/>
-        <w:rPr>
-          <w:i/>
-          <w:iCs/>
-          <w:sz w:val="20"/>
-          <w:szCs w:val="20"/>
-          <w:lang w:val="en-US"/>
-        </w:rPr>
-      </w:pPr>
-      <w:r>
-        <w:rPr>
-          <w:i/>
-          <w:iCs/>
-          <w:sz w:val="20"/>
-          <w:szCs w:val="20"/>
-          <w:lang w:val="en-US"/>
-        </w:rPr>
-        <w:t xml:space="preserve">reset.png  </w:t>
-      </w:r>
-    </w:p>
-    <w:p>
-      <w:pPr>
-        <w:pStyle w:val="ListParagraph"/>
-        <w:rPr>
-          <w:i/>
-          <w:iCs/>
-          <w:sz w:val="20"/>
-          <w:szCs w:val="20"/>
-          <w:lang w:val="en-US"/>
-        </w:rPr>
-      </w:pPr>
-      <w:r>
-        <w:rPr>
-          <w:i/>
-          <w:iCs/>
-          <w:sz w:val="20"/>
-          <w:szCs w:val="20"/>
-          <w:lang w:val="en-US"/>
-        </w:rPr>
-        <w:t>unlock.png</w:t>
-      </w:r>
-    </w:p>
-    <w:p>
-      <w:pPr>
-        <w:pStyle w:val="ListParagraph"/>
-        <w:rPr>
-          <w:i/>
-          <w:iCs/>
-          <w:sz w:val="20"/>
-          <w:szCs w:val="20"/>
-          <w:lang w:val="en-US"/>
-        </w:rPr>
-      </w:pPr>
-      <w:r>
-        <w:rPr>
-          <w:i/>
-          <w:iCs/>
-          <w:sz w:val="20"/>
-          <w:szCs w:val="20"/>
-          <w:lang w:val="en-US"/>
-        </w:rPr>
-        <w:t xml:space="preserve">Icon_LowerJaw.png           </w:t>
-      </w:r>
-    </w:p>
-    <w:p>
-      <w:pPr>
-        <w:pStyle w:val="ListParagraph"/>
-        <w:rPr>
-          <w:i/>
-          <w:iCs/>
-          <w:sz w:val="20"/>
-          <w:szCs w:val="20"/>
-          <w:lang w:val="en-US"/>
-        </w:rPr>
-      </w:pPr>
-      <w:r>
-        <w:rPr>
-          <w:i/>
-          <w:iCs/>
-          <w:sz w:val="20"/>
-          <w:szCs w:val="20"/>
-          <w:lang w:val="en-US"/>
-        </w:rPr>
-        <w:t>Icon_UpperJaw_</w:t>
-      </w:r>
-    </w:p>
-    <w:p>
-      <w:pPr>
-        <w:pStyle w:val="ListParagraph"/>
-        <w:rPr>
-          <w:i/>
-          <w:iCs/>
-          <w:sz w:val="20"/>
-          <w:szCs w:val="20"/>
-          <w:lang w:val="en-US"/>
-        </w:rPr>
-      </w:pPr>
-      <w:r>
-        <w:rPr>
-          <w:i/>
-          <w:iCs/>
-          <w:sz w:val="20"/>
-          <w:szCs w:val="20"/>
-          <w:lang w:val="en-US"/>
-        </w:rPr>
-        <w:t xml:space="preserve">Occlusal.png  index.html  </w:t>
-      </w:r>
-    </w:p>
-    <w:p>
-      <w:pPr>
-        <w:pStyle w:val="ListParagraph"/>
-        <w:rPr>
-          <w:i/>
-          <w:iCs/>
-          <w:sz w:val="20"/>
-          <w:szCs w:val="20"/>
-          <w:lang w:val="en-US"/>
-        </w:rPr>
-      </w:pPr>
-      <w:r>
-        <w:rPr>
-          <w:i/>
-          <w:iCs/>
-          <w:sz w:val="20"/>
-          <w:szCs w:val="20"/>
-          <w:lang w:val="en-US"/>
-        </w:rPr>
-        <w:t xml:space="preserve">package-lock.json  </w:t>
-      </w:r>
-    </w:p>
-    <w:p>
-      <w:pPr>
-        <w:pStyle w:val="ListParagraph"/>
-        <w:rPr>
-          <w:i/>
-          <w:iCs/>
-          <w:sz w:val="20"/>
-          <w:szCs w:val="20"/>
-          <w:lang w:val="en-US"/>
-        </w:rPr>
-      </w:pPr>
-      <w:r>
-        <w:rPr>
-          <w:i/>
-          <w:iCs/>
-          <w:sz w:val="20"/>
-          <w:szCs w:val="20"/>
-          <w:lang w:val="en-US"/>
-        </w:rPr>
-        <w:t xml:space="preserve">script.js  </w:t>
-      </w:r>
-    </w:p>
-    <w:p>
-      <w:pPr>
-        <w:pStyle w:val="ListParagraph"/>
-        <w:rPr>
-          <w:i/>
-          <w:iCs/>
-          <w:sz w:val="20"/>
-          <w:szCs w:val="20"/>
-          <w:lang w:val="en-US"/>
-        </w:rPr>
-      </w:pPr>
-      <w:r>
-        <w:rPr>
-          <w:i/>
-          <w:iCs/>
-          <w:sz w:val="20"/>
-          <w:szCs w:val="20"/>
-          <w:lang w:val="en-US"/>
-        </w:rPr>
-        <w:t>webpack.config.js</w:t>
-      </w:r>
-    </w:p>
-    <w:p>
-      <w:pPr>
-        <w:pStyle w:val="ListParagraph"/>
-        <w:rPr>
-          <w:i/>
-          <w:iCs/>
-          <w:sz w:val="20"/>
-          <w:szCs w:val="20"/>
-          <w:lang w:val="en-US"/>
-        </w:rPr>
-      </w:pPr>
-      <w:r>
-        <w:rPr>
-          <w:i/>
-          <w:iCs/>
-          <w:sz w:val="20"/>
-          <w:szCs w:val="20"/>
-          <w:lang w:val="en-US"/>
-        </w:rPr>
-        <w:t>Icon_LowerJaw_</w:t>
-      </w:r>
-    </w:p>
-    <w:p>
-      <w:pPr>
-        <w:pStyle w:val="ListParagraph"/>
-        <w:rPr>
-          <w:i/>
-          <w:iCs/>
-          <w:sz w:val="20"/>
-          <w:szCs w:val="20"/>
-          <w:lang w:val="en-US"/>
-        </w:rPr>
-      </w:pPr>
-      <w:r>
-        <w:rPr>
-          <w:i/>
-          <w:iCs/>
-          <w:sz w:val="20"/>
-          <w:szCs w:val="20"/>
-          <w:lang w:val="en-US"/>
-        </w:rPr>
-        <w:t xml:space="preserve">Occlusal.png  </w:t>
-      </w:r>
-    </w:p>
-    <w:p>
-      <w:pPr>
-        <w:pStyle w:val="ListParagraph"/>
-        <w:rPr>
-          <w:i/>
-          <w:iCs/>
-          <w:sz w:val="20"/>
-          <w:szCs w:val="20"/>
-          <w:lang w:val="en-US"/>
-        </w:rPr>
-      </w:pPr>
-      <w:r>
-        <w:rPr>
-          <w:i/>
-          <w:iCs/>
-          <w:sz w:val="20"/>
-          <w:szCs w:val="20"/>
-          <w:lang w:val="en-US"/>
-        </w:rPr>
-        <w:t xml:space="preserve">css                        </w:t>
-      </w:r>
-    </w:p>
-    <w:p>
-      <w:pPr>
-        <w:pStyle w:val="ListParagraph"/>
-        <w:rPr>
-          <w:i/>
-          <w:iCs/>
-          <w:sz w:val="20"/>
-          <w:szCs w:val="20"/>
-          <w:lang w:val="en-US"/>
-        </w:rPr>
-      </w:pPr>
-      <w:r>
-        <w:rPr>
-          <w:i/>
-          <w:iCs/>
-          <w:sz w:val="20"/>
-          <w:szCs w:val="20"/>
-          <w:lang w:val="en-US"/>
-        </w:rPr>
-        <w:t xml:space="preserve">lock.png    </w:t>
-      </w:r>
-    </w:p>
-    <w:p>
-      <w:pPr>
-        <w:pStyle w:val="ListParagraph"/>
-        <w:rPr>
-          <w:i/>
-          <w:iCs/>
-          <w:sz w:val="20"/>
-          <w:szCs w:val="20"/>
-          <w:lang w:val="en-US"/>
-        </w:rPr>
-      </w:pPr>
-      <w:r>
-        <w:rPr>
-          <w:i/>
-          <w:iCs/>
-          <w:sz w:val="20"/>
-          <w:szCs w:val="20"/>
-          <w:lang w:val="en-US"/>
-        </w:rPr>
-        <w:t xml:space="preserve">package.json       </w:t>
-      </w:r>
-    </w:p>
-    <w:p>
-      <w:pPr>
-        <w:pStyle w:val="ListParagraph"/>
-        <w:rPr>
-          <w:i/>
-          <w:iCs/>
-          <w:sz w:val="20"/>
-          <w:szCs w:val="20"/>
-          <w:lang w:val="en-US"/>
-        </w:rPr>
-      </w:pPr>
-      <w:r>
-        <w:rPr>
-          <w:i/>
-          <w:iCs/>
-          <w:sz w:val="20"/>
-          <w:szCs w:val="20"/>
-          <w:lang w:val="en-US"/>
-        </w:rPr>
-        <w:t>src</w:t>
-      </w:r>
-    </w:p>
-    <w:p>
-      <w:pPr>
-        <w:pStyle w:val="ListParagraph"/>
-        <w:rPr>
-          <w:lang w:val="en-US"/>
-        </w:rPr>
-      </w:pPr>
-    </w:p>
-    <w:p>
-      <w:pPr>
-        <w:pStyle w:val="ListParagraph"/>
-        <w:numPr>
-          <w:ilvl w:val="0"/>
-          <w:numId w:val="2"/>
-        </w:numPr>
-      </w:pPr>
-      <w:r>
-        <w:rPr>
-          <w:lang w:val="en-US"/>
-        </w:rPr>
-        <w:t>On the build repository only include the bundle.js index.html and the assets files and folders. Please note that bundle.js is on the root directory, no dist folder should be inside and that index.html &lt;script&gt; is pointing to “./bundle.js” instead of “./index.js”. as we are not using source code, but instead using the build version of the web application.</w:t>
-      </w:r>
-      <w:r>
-        <w:rPr>
-          <w:lang w:val="en-US"/>
-        </w:rPr>
-        <w:br/>
-      </w:r>
-      <w:r>
-        <w:rPr>
-          <w:lang w:val="en-US"/>
-        </w:rPr>
-        <w:br/>
-        <w:t xml:space="preserve">To get the bundle.js all you have to do is go to command prompt and run “npm run build”. This will generate a dist folder where it contains bundle.js and </w:t>
-      </w:r>
-      <w:r>
-        <w:t>bundle.js.LICENSE.txt</w:t>
-      </w:r>
-      <w:r>
-        <w:t>. The GitHub pages will use the bundle.js for the web application. So any changes done to the source codes or assets or modules added or removed will have to rebuild the bundle.js by running “npm run build” again on the source code repository root.</w:t>
-      </w:r>
-      <w:r>
-        <w:br/>
-      </w:r>
-      <w:r>
-        <w:br/>
-        <w:t xml:space="preserve">Contents of </w:t>
-      </w:r>
-      <w:r>
-        <w:t>E:\NDCS\Faid WebRPD\github\webrpdviewer</w:t>
-      </w:r>
-      <w:r>
-        <w:t>:</w:t>
-      </w:r>
-      <w:r>
-        <w:br/>
-      </w:r>
-      <w:r>
-        <w:t xml:space="preserve">Icon_LowerJaw.png           </w:t>
-      </w:r>
-    </w:p>
-    <w:p>
-      <w:pPr>
-        <w:pStyle w:val="ListParagraph"/>
-      </w:pPr>
-      <w:r>
-        <w:t xml:space="preserve">Icon_UpperJaw.png          </w:t>
-      </w:r>
-    </w:p>
-    <w:p>
-      <w:pPr>
-        <w:pStyle w:val="ListParagraph"/>
-      </w:pPr>
-      <w:r>
-        <w:t xml:space="preserve"> README.md  </w:t>
-      </w:r>
-    </w:p>
-    <w:p>
-      <w:pPr>
-        <w:pStyle w:val="ListParagraph"/>
-      </w:pPr>
-      <w:r>
-        <w:t xml:space="preserve">bundle.js.LICENSE.txt  </w:t>
-      </w:r>
-    </w:p>
-    <w:p>
-      <w:pPr>
-        <w:pStyle w:val="ListParagraph"/>
-      </w:pPr>
-      <w:r>
-        <w:t xml:space="preserve">index.html  </w:t>
-      </w:r>
-    </w:p>
-    <w:p>
-      <w:pPr>
-        <w:pStyle w:val="ListParagraph"/>
-      </w:pPr>
-      <w:r>
-        <w:t>reset.png</w:t>
-      </w:r>
-    </w:p>
-    <w:p>
-      <w:pPr>
-        <w:pStyle w:val="ListParagraph"/>
-      </w:pPr>
-      <w:r>
-        <w:t>Icon_LowerJaw_</w:t>
-      </w:r>
-    </w:p>
-    <w:p>
-      <w:pPr>
-        <w:pStyle w:val="ListParagraph"/>
-      </w:pPr>
-      <w:r>
-        <w:t xml:space="preserve">Occlusal.png  </w:t>
-      </w:r>
-    </w:p>
-    <w:p>
-      <w:pPr>
-        <w:pStyle w:val="ListParagraph"/>
-      </w:pPr>
-      <w:r>
-        <w:t>Icon_UpperJaw_</w:t>
-      </w:r>
-    </w:p>
-    <w:p>
-      <w:pPr>
-        <w:pStyle w:val="ListParagraph"/>
-      </w:pPr>
-      <w:r>
-        <w:t xml:space="preserve">Occlusal.png  bundle.js  </w:t>
-      </w:r>
-    </w:p>
-    <w:p>
-      <w:pPr>
-        <w:pStyle w:val="ListParagraph"/>
-      </w:pPr>
-      <w:r>
-        <w:t xml:space="preserve">css                    </w:t>
-      </w:r>
-    </w:p>
-    <w:p>
-      <w:pPr>
-        <w:pStyle w:val="ListParagraph"/>
-      </w:pPr>
-      <w:r>
-        <w:t xml:space="preserve">lock.png    </w:t>
-      </w:r>
-    </w:p>
-    <w:p>
-      <w:pPr>
-        <w:pStyle w:val="ListParagraph"/>
-        <w:rPr>
-          <w:lang w:val="en-US"/>
-        </w:rPr>
-      </w:pPr>
-      <w:r>
-        <w:lastRenderedPageBreak/>
-        <w:t>unlock.png</w:t>
-      </w:r>
-      <w:r>
-        <w:br/>
-      </w:r>
-    </w:p>
-    <w:p>
-      <w:pPr>
-        <w:pStyle w:val="ListParagraph"/>
-        <w:numPr>
-          <w:ilvl w:val="0"/>
-          <w:numId w:val="2"/>
-        </w:numPr>
-        <w:rPr>
-          <w:lang w:val="en-US"/>
-        </w:rPr>
-      </w:pPr>
-      <w:r>
-        <w:rPr>
-          <w:lang w:val="en-US"/>
-        </w:rPr>
-        <w:t>Once all the necessary files and folders are in place, push the changes to github repo and the github pages will deploy the new changes accordingly.</w:t>
-      </w:r>
-    </w:p>
-    <w:p>
-      <w:pPr>
-        <w:pStyle w:val="ListParagraph"/>
-        <w:numPr>
-          <w:ilvl w:val="0"/>
-          <w:numId w:val="2"/>
-        </w:numPr>
-        <w:rPr>
-          <w:lang w:val="en-US"/>
-        </w:rPr>
-      </w:pPr>
-      <w:r>
-        <w:rPr>
-          <w:lang w:val="en-US"/>
-        </w:rPr>
-        <w:t xml:space="preserve">For SSL implementation replace </w:t>
-      </w:r>
-      <w:hyperlink r:id="rId5" w:history="1">
-        <w:r>
-          <w:rPr>
-            <w:rStyle w:val="Hyperlink"/>
-            <w:lang w:val="en-US"/>
-          </w:rPr>
-          <w:t>https://35.198.233.36:8090/api/smartrpd/</w:t>
-        </w:r>
-        <w:r>
-          <w:rPr>
-            <w:rStyle w:val="Hyperlink"/>
-            <w:lang w:val="en-US"/>
-          </w:rPr>
-          <w:t>{method}</w:t>
-        </w:r>
-      </w:hyperlink>
-      <w:r>
-        <w:rPr>
-          <w:lang w:val="en-US"/>
-        </w:rPr>
-        <w:t xml:space="preserve"> to </w:t>
-      </w:r>
-      <w:hyperlink r:id="rId6" w:history="1">
-        <w:r>
-          <w:rPr>
-            <w:rStyle w:val="Hyperlink"/>
-            <w:lang w:val="en-US"/>
-          </w:rPr>
-          <w:t>https://api.smartrpdai.com/api/smartrpd/{method}</w:t>
-        </w:r>
-      </w:hyperlink>
-    </w:p>
-    <w:p>
-      <w:pPr>
-        <w:pStyle w:val="ListParagraph"/>
-        <w:numPr>
-          <w:ilvl w:val="0"/>
-          <w:numId w:val="2"/>
-        </w:numPr>
-        <w:rPr>
-          <w:lang w:val="en-US"/>
-        </w:rPr>
-      </w:pPr>
-      <w:r>
-        <w:rPr>
-          <w:lang w:val="en-US"/>
-        </w:rPr>
-        <w:t xml:space="preserve">Visit </w:t>
-      </w:r>
-      <w:hyperlink r:id="rId7" w:history="1">
-        <w:r>
-          <w:rPr>
-            <w:rStyle w:val="Hyperlink"/>
-            <w:lang w:val="en-US"/>
-          </w:rPr>
-          <w:t>https://faid123.github.io/webrpdviewer/?id=OAJBLhkNOQoOdFADDmMBGQ</w:t>
-        </w:r>
-      </w:hyperlink>
-      <w:r>
-        <w:rPr>
-          <w:lang w:val="en-US"/>
-        </w:rPr>
-        <w:t xml:space="preserve"> to test.</w:t>
+        <w:pStyle w:val="Title"/>
+      </w:pPr>
+      <w:r>
+        <w:t xml:space="preserve">GitHub Pages and Static Deployment Guide</w:t>
+      </w:r>
+    </w:p>
+    <w:p>
+      <w:r>
+        <w:t xml:space="preserve">Updated: 29 June 2026</w:t>
+      </w:r>
+    </w:p>
+    <w:p>
+      <w:r>
+        <w:t xml:space="preserve">Aligned with package.json, webpack.config.js, current GitHub Pages path handling and the project status reports.</w:t>
+      </w:r>
+    </w:p>
+    <w:p>
+      <w:pPr>
+        <w:pStyle w:val="Heading1"/>
+      </w:pPr>
+      <w:r>
+        <w:t xml:space="preserve">1. Purpose</w:t>
+      </w:r>
+    </w:p>
+    <w:p>
+      <w:r>
+        <w:t xml:space="preserve">This guide explains how to publish the current SmartRPD web application as static files, especially through GitHub Pages. The old document described a separate source/build repository and manual SSL URL replacement; the current code already uses the live HTTPS API endpoint in source files.</w:t>
+      </w:r>
+    </w:p>
+    <w:p>
+      <w:pPr>
+        <w:pStyle w:val="Heading1"/>
+      </w:pPr>
+      <w:r>
+        <w:t xml:space="preserve">2. Build Output</w:t>
+      </w:r>
+    </w:p>
+    <w:p>
+      <w:pPr>
+        <w:ind w:left="720" w:hanging="360"/>
+      </w:pPr>
+      <w:r>
+        <w:t xml:space="preserve">- Run npm install if dependencies are not installed.</w:t>
+      </w:r>
+    </w:p>
+    <w:p>
+      <w:pPr>
+        <w:ind w:left="720" w:hanging="360"/>
+      </w:pPr>
+      <w:r>
+        <w:t xml:space="preserve">- Run npm run build from the repository root.</w:t>
+      </w:r>
+    </w:p>
+    <w:p>
+      <w:pPr>
+        <w:ind w:left="720" w:hanging="360"/>
+      </w:pPr>
+      <w:r>
+        <w:t xml:space="preserve">- Webpack writes the production bundle to dist/bundle.js and also emits dist/bundle.js.LICENSE.txt.</w:t>
+      </w:r>
+    </w:p>
+    <w:p>
+      <w:pPr>
+        <w:ind w:left="720" w:hanging="360"/>
+      </w:pPr>
+      <w:r>
+        <w:t xml:space="preserve">- Project_Status_Report.md records that the production-mode Webpack build completes successfully, with bundle-size warnings still requiring review.</w:t>
+      </w:r>
+    </w:p>
+    <w:p>
+      <w:pPr>
+        <w:pStyle w:val="Heading1"/>
+      </w:pPr>
+      <w:r>
+        <w:t xml:space="preserve">3. Static Files Required for Deployment</w:t>
+      </w:r>
+    </w:p>
+    <w:p>
+      <w:pPr>
+        <w:ind w:left="720" w:hanging="360"/>
+      </w:pPr>
+      <w:r>
+        <w:t xml:space="preserve">- index.html must be deployed as the login entry point.</w:t>
+      </w:r>
+    </w:p>
+    <w:p>
+      <w:pPr>
+        <w:ind w:left="720" w:hanging="360"/>
+      </w:pPr>
+      <w:r>
+        <w:t xml:space="preserve">- dist/bundle.js and dist/bundle.js.LICENSE.txt must be deployed after each production build.</w:t>
+      </w:r>
+    </w:p>
+    <w:p>
+      <w:pPr>
+        <w:ind w:left="720" w:hanging="360"/>
+      </w:pPr>
+      <w:r>
+        <w:t xml:space="preserve">- src must be deployed because several pages and modules are still loaded directly from src/pages and src/js.</w:t>
+      </w:r>
+    </w:p>
+    <w:p>
+      <w:pPr>
+        <w:ind w:left="720" w:hanging="360"/>
+      </w:pPr>
+      <w:r>
+        <w:t xml:space="preserve">- css must be deployed for page styling.</w:t>
+      </w:r>
+    </w:p>
+    <w:p>
+      <w:pPr>
+        <w:ind w:left="720" w:hanging="360"/>
+      </w:pPr>
+      <w:r>
+        <w:t xml:space="preserve">- assets must be deployed for icons, jaw/tooth images, clinical-information graphics and RPD component SVGs.</w:t>
+      </w:r>
+    </w:p>
+    <w:p>
+      <w:pPr>
+        <w:ind w:left="720" w:hanging="360"/>
+      </w:pPr>
+      <w:r>
+        <w:t xml:space="preserve">- Do not deploy only bundle.js for the current repository state; the application is not a single-file bundle.</w:t>
+      </w:r>
+    </w:p>
+    <w:p>
+      <w:pPr>
+        <w:pStyle w:val="Heading1"/>
+      </w:pPr>
+      <w:r>
+        <w:t xml:space="preserve">4. GitHub Pages Configuration</w:t>
+      </w:r>
+    </w:p>
+    <w:p>
+      <w:pPr>
+        <w:ind w:left="720" w:hanging="360"/>
+      </w:pPr>
+      <w:r>
+        <w:t xml:space="preserve">- In the GitHub repository, open Settings, then Pages.</w:t>
+      </w:r>
+    </w:p>
+    <w:p>
+      <w:pPr>
+        <w:ind w:left="720" w:hanging="360"/>
+      </w:pPr>
+      <w:r>
+        <w:t xml:space="preserve">- Select the branch and folder used for the deployed static files. If publishing from main, use root or the configured docs folder depending on the repository setup.</w:t>
+      </w:r>
+    </w:p>
+    <w:p>
+      <w:pPr>
+        <w:ind w:left="720" w:hanging="360"/>
+      </w:pPr>
+      <w:r>
+        <w:t xml:space="preserve">- Commit and push the updated static files. GitHub Pages will redeploy after the push.</w:t>
+      </w:r>
+    </w:p>
+    <w:p>
+      <w:pPr>
+        <w:ind w:left="720" w:hanging="360"/>
+      </w:pPr>
+      <w:r>
+        <w:t xml:space="preserve">- When the site is hosted under github.io, several modules use a GitHub Pages base path of /.tmp-test-web for assets. Confirm the deployed repository path matches that expectation or update the base-path logic before publishing to a different repository name.</w:t>
+      </w:r>
+    </w:p>
+    <w:p>
+      <w:pPr>
+        <w:pStyle w:val="Heading1"/>
+      </w:pPr>
+      <w:r>
+        <w:t xml:space="preserve">5. API and HTTPS Endpoint</w:t>
+      </w:r>
+    </w:p>
+    <w:p>
+      <w:r>
+        <w:t xml:space="preserve">The current code calls https://live.api.smartrpdai.com/api/smartrpd. The older instruction to replace https://35.198.233.36:8090/api/smartrpd with https://api.smartrpdai.com/api/smartrpd is obsolete for this repository state. If an environment-specific API URL is required, update the relevant API constants and fetch calls deliberately, then rebuild and retest.</w:t>
+      </w:r>
+    </w:p>
+    <w:p>
+      <w:pPr>
+        <w:pStyle w:val="Heading1"/>
+      </w:pPr>
+      <w:r>
+        <w:t xml:space="preserve">6. Post-Deployment Smoke Checks</w:t>
+      </w:r>
+    </w:p>
+    <w:p>
+      <w:pPr>
+        <w:ind w:left="720" w:hanging="360"/>
+      </w:pPr>
+      <w:r>
+        <w:t xml:space="preserve">- Open the deployed site and confirm the login page loads with CSS and SmartRPD assets.</w:t>
+      </w:r>
+    </w:p>
+    <w:p>
+      <w:pPr>
+        <w:ind w:left="720" w:hanging="360"/>
+      </w:pPr>
+      <w:r>
+        <w:t xml:space="preserve">- Sign in and confirm the case list loads from the live API.</w:t>
+      </w:r>
+    </w:p>
+    <w:p>
+      <w:pPr>
+        <w:ind w:left="720" w:hanging="360"/>
+      </w:pPr>
+      <w:r>
+        <w:t xml:space="preserve">- Open a case in 2D annotation and verify component assets render.</w:t>
+      </w:r>
+    </w:p>
+    <w:p>
+      <w:pPr>
+        <w:ind w:left="720" w:hanging="360"/>
+      </w:pPr>
+      <w:r>
+        <w:t xml:space="preserve">- Open the 3D viewer and verify jaw meshes load, the Objects menu opens, and camera controls respond.</w:t>
+      </w:r>
+    </w:p>
+    <w:p>
+      <w:pPr>
+        <w:ind w:left="720" w:hanging="360"/>
+      </w:pPr>
+      <w:r>
+        <w:t xml:space="preserve">- Check browser console/network logs for missing assets, CORS failures or API errors.</w:t>
+      </w:r>
+    </w:p>
+    <w:p>
+      <w:pPr>
+        <w:ind w:left="720" w:hanging="360"/>
+      </w:pPr>
+      <w:r>
+        <w:t xml:space="preserve">- Record the deployment URL, commit/build identifier and smoke-test result because production validation is not currently recorded in repository evidence.</w:t>
+      </w:r>
+    </w:p>
+    <w:p>
+      <w:pPr>
+        <w:pStyle w:val="Heading1"/>
+      </w:pPr>
+      <w:r>
+        <w:t xml:space="preserve">7. Current Release Caveats</w:t>
+      </w:r>
+    </w:p>
+    <w:p>
+      <w:pPr>
+        <w:ind w:left="720" w:hanging="360"/>
+      </w:pPr>
+      <w:r>
+        <w:t xml:space="preserve">- Formal UAT and production sign-off remain unverified in Project_Status_Report.md.</w:t>
+      </w:r>
+    </w:p>
+    <w:p>
+      <w:pPr>
+        <w:ind w:left="720" w:hanging="360"/>
+      </w:pPr>
+      <w:r>
+        <w:t xml:space="preserve">- The build succeeds but Webpack reports bundle-size warnings; review code splitting before treating deployment performance as final.</w:t>
+      </w:r>
+    </w:p>
+    <w:p>
+      <w:pPr>
+        <w:ind w:left="720" w:hanging="360"/>
+      </w:pPr>
+      <w:r>
+        <w:t xml:space="preserve">- Some 3D API payloads are large, approximately 16 MB to 30 MB in the current status report, so initial viewer load time depends on network conditions and backend response size.</w:t>
       </w:r>
     </w:p>
     <w:sectPr>

--- a/Documentations/Github Pages setup information.docx
+++ b/Documentations/Github Pages setup information.docx
@@ -1,23 +1,88 @@
 
 <file path=word/document.xml><?xml version="1.0" encoding="utf-8"?>
-<w:document xmlns:wpc="http://schemas.microsoft.com/office/word/2010/wordprocessingCanvas" xmlns:mc="http://schemas.openxmlformats.org/markup-compatibility/2006" xmlns:o="urn:schemas-microsoft-com:office:office" xmlns:r="http://schemas.openxmlformats.org/officeDocument/2006/relationships" xmlns:m="http://schemas.openxmlformats.org/officeDocument/2006/math" xmlns:v="urn:schemas-microsoft-com:vml" xmlns:wp14="http://schemas.microsoft.com/office/word/2010/wordprocessingDrawing" xmlns:wp="http://schemas.openxmlformats.org/drawingml/2006/wordprocessingDrawing" xmlns:w10="urn:schemas-microsoft-com:office:word" xmlns:w="http://schemas.openxmlformats.org/wordprocessingml/2006/main" xmlns:w14="http://schemas.microsoft.com/office/word/2010/wordml" xmlns:w15="http://schemas.microsoft.com/office/word/2012/wordml" xmlns:wpg="http://schemas.microsoft.com/office/word/2010/wordprocessingGroup" xmlns:wpi="http://schemas.microsoft.com/office/word/2010/wordprocessingInk" xmlns:wne="http://schemas.microsoft.com/office/word/2006/wordml" xmlns:wps="http://schemas.microsoft.com/office/word/2010/wordprocessingShape" mc:Ignorable="w14 w15 wp14">
+<w:document xmlns:wpc="http://schemas.microsoft.com/office/word/2010/wordprocessingCanvas" xmlns:cx="http://schemas.microsoft.com/office/drawing/2014/chartex" xmlns:cx1="http://schemas.microsoft.com/office/drawing/2015/9/8/chartex" xmlns:cx2="http://schemas.microsoft.com/office/drawing/2015/10/21/chartex" xmlns:cx3="http://schemas.microsoft.com/office/drawing/2016/5/9/chartex" xmlns:cx4="http://schemas.microsoft.com/office/drawing/2016/5/10/chartex" xmlns:cx5="http://schemas.microsoft.com/office/drawing/2016/5/11/chartex" xmlns:cx6="http://schemas.microsoft.com/office/drawing/2016/5/12/chartex" xmlns:cx7="http://schemas.microsoft.com/office/drawing/2016/5/13/chartex" xmlns:cx8="http://schemas.microsoft.com/office/drawing/2016/5/14/chartex" xmlns:mc="http://schemas.openxmlformats.org/markup-compatibility/2006" xmlns:aink="http://schemas.microsoft.com/office/drawing/2016/ink" xmlns:am3d="http://schemas.microsoft.com/office/drawing/2017/model3d" xmlns:o="urn:schemas-microsoft-com:office:office" xmlns:oel="http://schemas.microsoft.com/office/2019/extlst" xmlns:r="http://schemas.openxmlformats.org/officeDocument/2006/relationships" xmlns:m="http://schemas.openxmlformats.org/officeDocument/2006/math" xmlns:v="urn:schemas-microsoft-com:vml" xmlns:wp14="http://schemas.microsoft.com/office/word/2010/wordprocessingDrawing" xmlns:wp="http://schemas.openxmlformats.org/drawingml/2006/wordprocessingDrawing" xmlns:w10="urn:schemas-microsoft-com:office:word" xmlns:w="http://schemas.openxmlformats.org/wordprocessingml/2006/main" xmlns:w14="http://schemas.microsoft.com/office/word/2010/wordml" xmlns:w15="http://schemas.microsoft.com/office/word/2012/wordml" xmlns:w16cex="http://schemas.microsoft.com/office/word/2018/wordml/cex" xmlns:w16cid="http://schemas.microsoft.com/office/word/2016/wordml/cid" xmlns:w16="http://schemas.microsoft.com/office/word/2018/wordml" xmlns:w16du="http://schemas.microsoft.com/office/word/2023/wordml/word16du" xmlns:w16sdtdh="http://schemas.microsoft.com/office/word/2020/wordml/sdtdatahash" xmlns:w16sdtfl="http://schemas.microsoft.com/office/word/2024/wordml/sdtformatlock" xmlns:w16se="http://schemas.microsoft.com/office/word/2015/wordml/symex" xmlns:wpg="http://schemas.microsoft.com/office/word/2010/wordprocessingGroup" xmlns:wpi="http://schemas.microsoft.com/office/word/2010/wordprocessingInk" xmlns:wne="http://schemas.microsoft.com/office/word/2006/wordml" xmlns:wps="http://schemas.microsoft.com/office/word/2010/wordprocessingShape" mc:Ignorable="w14 w15 w16se w16cid w16 w16cex w16sdtdh w16sdtfl w16du wp14">
   <w:body>
     <w:p>
       <w:pPr>
         <w:pStyle w:val="Title"/>
-      </w:pPr>
-      <w:r>
-        <w:t xml:space="preserve">GitHub Pages and Static Deployment Guide</w:t>
-      </w:r>
-    </w:p>
-    <w:p>
-      <w:r>
-        <w:t xml:space="preserve">Updated: 29 June 2026</w:t>
-      </w:r>
-    </w:p>
-    <w:p>
-      <w:r>
-        <w:t xml:space="preserve">Aligned with package.json, webpack.config.js, current GitHub Pages path handling and the project status reports.</w:t>
+        <w:rPr>
+          <w:sz w:val="52"/>
+          <w:szCs w:val="52"/>
+          <w:u w:val="single"/>
+        </w:rPr>
+      </w:pPr>
+      <w:r>
+        <w:rPr>
+          <w:sz w:val="52"/>
+          <w:szCs w:val="52"/>
+          <w:u w:val="single"/>
+        </w:rPr>
+        <w:t>GitHub Pages and Static Deployment Guide</w:t>
+      </w:r>
+    </w:p>
+    <w:p>
+      <w:pPr>
+        <w:rPr>
+          <w:i/>
+          <w:iCs/>
+        </w:rPr>
+      </w:pPr>
+      <w:r>
+        <w:rPr>
+          <w:i/>
+          <w:iCs/>
+        </w:rPr>
+        <w:t xml:space="preserve">Last </w:t>
+      </w:r>
+      <w:r>
+        <w:rPr>
+          <w:i/>
+          <w:iCs/>
+        </w:rPr>
+        <w:t xml:space="preserve">Updated: </w:t>
+      </w:r>
+      <w:r>
+        <w:rPr>
+          <w:i/>
+          <w:iCs/>
+        </w:rPr>
+        <w:t>6</w:t>
+      </w:r>
+      <w:r>
+        <w:rPr>
+          <w:i/>
+          <w:iCs/>
+        </w:rPr>
+        <w:t xml:space="preserve"> Ju</w:t>
+      </w:r>
+      <w:r>
+        <w:rPr>
+          <w:i/>
+          <w:iCs/>
+        </w:rPr>
+        <w:t>ly</w:t>
+      </w:r>
+      <w:r>
+        <w:rPr>
+          <w:i/>
+          <w:iCs/>
+        </w:rPr>
+        <w:t xml:space="preserve"> 2026</w:t>
+      </w:r>
+    </w:p>
+    <w:p>
+      <w:r>
+        <w:t xml:space="preserve">Aligned with </w:t>
+      </w:r>
+      <w:proofErr w:type="spellStart"/>
+      <w:proofErr w:type="gramStart"/>
+      <w:r>
+        <w:t>package.json</w:t>
+      </w:r>
+      <w:proofErr w:type="spellEnd"/>
+      <w:proofErr w:type="gramEnd"/>
+      <w:r>
+        <w:t>, webpack.config.js, current GitHub Pages path handling and the project status reports.</w:t>
       </w:r>
     </w:p>
     <w:p>
@@ -25,12 +90,32 @@
         <w:pStyle w:val="Heading1"/>
       </w:pPr>
       <w:r>
-        <w:t xml:space="preserve">1. Purpose</w:t>
-      </w:r>
-    </w:p>
-    <w:p>
-      <w:r>
-        <w:t xml:space="preserve">This guide explains how to publish the current SmartRPD web application as static files, especially through GitHub Pages. The old document described a separate source/build repository and manual SSL URL replacement; the current code already uses the live HTTPS API endpoint in source files.</w:t>
+        <w:t>1. Purpose</w:t>
+      </w:r>
+    </w:p>
+    <w:p>
+      <w:r>
+        <w:t xml:space="preserve">This guide explains how to publish the current </w:t>
+      </w:r>
+      <w:proofErr w:type="spellStart"/>
+      <w:r>
+        <w:t>SmartRPD</w:t>
+      </w:r>
+      <w:proofErr w:type="spellEnd"/>
+      <w:r>
+        <w:t xml:space="preserve"> web application as static files</w:t>
+      </w:r>
+      <w:r>
+        <w:t xml:space="preserve"> </w:t>
+      </w:r>
+      <w:r>
+        <w:t xml:space="preserve">through GitHub Pages. The </w:t>
+      </w:r>
+      <w:r>
+        <w:t>previous</w:t>
+      </w:r>
+      <w:r>
+        <w:t xml:space="preserve"> document described a separate source/build repository and manual SSL URL replacement; the current code already uses the live HTTPS API endpoint in source files.</w:t>
       </w:r>
     </w:p>
     <w:p>
@@ -38,39 +123,120 @@
         <w:pStyle w:val="Heading1"/>
       </w:pPr>
       <w:r>
-        <w:t xml:space="preserve">2. Build Output</w:t>
-      </w:r>
-    </w:p>
-    <w:p>
-      <w:pPr>
-        <w:ind w:left="720" w:hanging="360"/>
-      </w:pPr>
-      <w:r>
-        <w:t xml:space="preserve">- Run npm install if dependencies are not installed.</w:t>
-      </w:r>
-    </w:p>
-    <w:p>
-      <w:pPr>
-        <w:ind w:left="720" w:hanging="360"/>
-      </w:pPr>
-      <w:r>
-        <w:t xml:space="preserve">- Run npm run build from the repository root.</w:t>
-      </w:r>
-    </w:p>
-    <w:p>
-      <w:pPr>
-        <w:ind w:left="720" w:hanging="360"/>
-      </w:pPr>
-      <w:r>
-        <w:t xml:space="preserve">- Webpack writes the production bundle to dist/bundle.js and also emits dist/bundle.js.LICENSE.txt.</w:t>
-      </w:r>
-    </w:p>
-    <w:p>
-      <w:pPr>
-        <w:ind w:left="720" w:hanging="360"/>
-      </w:pPr>
-      <w:r>
-        <w:t xml:space="preserve">- Project_Status_Report.md records that the production-mode Webpack build completes successfully, with bundle-size warnings still requiring review.</w:t>
+        <w:t>2. Build Output</w:t>
+      </w:r>
+    </w:p>
+    <w:p>
+      <w:pPr>
+        <w:ind w:left="720" w:hanging="360"/>
+      </w:pPr>
+      <w:r>
+        <w:t xml:space="preserve">- </w:t>
+      </w:r>
+      <w:r>
+        <w:tab/>
+      </w:r>
+      <w:r>
+        <w:t xml:space="preserve">Run </w:t>
+      </w:r>
+      <w:proofErr w:type="spellStart"/>
+      <w:r>
+        <w:t>npm</w:t>
+      </w:r>
+      <w:proofErr w:type="spellEnd"/>
+      <w:r>
+        <w:t xml:space="preserve"> install if dependencies are not installed.</w:t>
+      </w:r>
+    </w:p>
+    <w:p>
+      <w:pPr>
+        <w:ind w:left="720" w:hanging="360"/>
+      </w:pPr>
+      <w:r>
+        <w:t xml:space="preserve">- </w:t>
+      </w:r>
+      <w:r>
+        <w:tab/>
+      </w:r>
+      <w:r>
+        <w:t xml:space="preserve">Run </w:t>
+      </w:r>
+      <w:proofErr w:type="spellStart"/>
+      <w:r>
+        <w:t>npm</w:t>
+      </w:r>
+      <w:proofErr w:type="spellEnd"/>
+      <w:r>
+        <w:t xml:space="preserve"> run build from the repository root.</w:t>
+      </w:r>
+    </w:p>
+    <w:p>
+      <w:pPr>
+        <w:ind w:left="720" w:hanging="360"/>
+      </w:pPr>
+      <w:r>
+        <w:t xml:space="preserve">- </w:t>
+      </w:r>
+      <w:r>
+        <w:tab/>
+      </w:r>
+      <w:r>
+        <w:t xml:space="preserve">Webpack writes the production bundle to </w:t>
+      </w:r>
+      <w:proofErr w:type="spellStart"/>
+      <w:r>
+        <w:t>dist</w:t>
+      </w:r>
+      <w:proofErr w:type="spellEnd"/>
+      <w:r>
+        <w:t xml:space="preserve">/bundle.js </w:t>
+      </w:r>
+      <w:proofErr w:type="gramStart"/>
+      <w:r>
+        <w:t>and also</w:t>
+      </w:r>
+      <w:proofErr w:type="gramEnd"/>
+      <w:r>
+        <w:t xml:space="preserve"> emits </w:t>
+      </w:r>
+      <w:proofErr w:type="spellStart"/>
+      <w:r>
+        <w:rPr>
+          <w:i/>
+          <w:iCs/>
+        </w:rPr>
+        <w:t>dist</w:t>
+      </w:r>
+      <w:proofErr w:type="spellEnd"/>
+      <w:r>
+        <w:rPr>
+          <w:i/>
+          <w:iCs/>
+        </w:rPr>
+        <w:t>/bundle.js.LICENSE.txt</w:t>
+      </w:r>
+      <w:r>
+        <w:t>.</w:t>
+      </w:r>
+    </w:p>
+    <w:p>
+      <w:pPr>
+        <w:ind w:left="720" w:hanging="360"/>
+      </w:pPr>
+      <w:r>
+        <w:t xml:space="preserve">- </w:t>
+      </w:r>
+      <w:r>
+        <w:tab/>
+      </w:r>
+      <w:r>
+        <w:t>Project_Status_Report.md records that the production-mode Webpack build completes</w:t>
+      </w:r>
+      <w:r>
+        <w:t xml:space="preserve"> </w:t>
+      </w:r>
+      <w:r>
+        <w:t>successfully, with bundle-size warnings still requiring review.</w:t>
       </w:r>
     </w:p>
     <w:p>
@@ -78,55 +244,172 @@
         <w:pStyle w:val="Heading1"/>
       </w:pPr>
       <w:r>
-        <w:t xml:space="preserve">3. Static Files Required for Deployment</w:t>
-      </w:r>
-    </w:p>
-    <w:p>
-      <w:pPr>
-        <w:ind w:left="720" w:hanging="360"/>
-      </w:pPr>
-      <w:r>
-        <w:t xml:space="preserve">- index.html must be deployed as the login entry point.</w:t>
-      </w:r>
-    </w:p>
-    <w:p>
-      <w:pPr>
-        <w:ind w:left="720" w:hanging="360"/>
-      </w:pPr>
-      <w:r>
-        <w:t xml:space="preserve">- dist/bundle.js and dist/bundle.js.LICENSE.txt must be deployed after each production build.</w:t>
-      </w:r>
-    </w:p>
-    <w:p>
-      <w:pPr>
-        <w:ind w:left="720" w:hanging="360"/>
-      </w:pPr>
-      <w:r>
-        <w:t xml:space="preserve">- src must be deployed because several pages and modules are still loaded directly from src/pages and src/js.</w:t>
-      </w:r>
-    </w:p>
-    <w:p>
-      <w:pPr>
-        <w:ind w:left="720" w:hanging="360"/>
-      </w:pPr>
-      <w:r>
-        <w:t xml:space="preserve">- css must be deployed for page styling.</w:t>
-      </w:r>
-    </w:p>
-    <w:p>
-      <w:pPr>
-        <w:ind w:left="720" w:hanging="360"/>
-      </w:pPr>
-      <w:r>
-        <w:t xml:space="preserve">- assets must be deployed for icons, jaw/tooth images, clinical-information graphics and RPD component SVGs.</w:t>
-      </w:r>
-    </w:p>
-    <w:p>
-      <w:pPr>
-        <w:ind w:left="720" w:hanging="360"/>
-      </w:pPr>
-      <w:r>
-        <w:t xml:space="preserve">- Do not deploy only bundle.js for the current repository state; the application is not a single-file bundle.</w:t>
+        <w:t>3. Static Files Required for Deployment</w:t>
+      </w:r>
+    </w:p>
+    <w:p>
+      <w:pPr>
+        <w:ind w:left="720" w:hanging="360"/>
+      </w:pPr>
+      <w:r>
+        <w:t xml:space="preserve">- </w:t>
+      </w:r>
+      <w:r>
+        <w:tab/>
+      </w:r>
+      <w:r>
+        <w:rPr>
+          <w:i/>
+          <w:iCs/>
+        </w:rPr>
+        <w:t>index.html</w:t>
+      </w:r>
+      <w:r>
+        <w:t xml:space="preserve"> must be deployed as the login entry point.</w:t>
+      </w:r>
+    </w:p>
+    <w:p>
+      <w:pPr>
+        <w:ind w:left="720" w:hanging="360"/>
+      </w:pPr>
+      <w:r>
+        <w:t xml:space="preserve">- </w:t>
+      </w:r>
+      <w:r>
+        <w:tab/>
+      </w:r>
+      <w:proofErr w:type="spellStart"/>
+      <w:r>
+        <w:rPr>
+          <w:i/>
+          <w:iCs/>
+        </w:rPr>
+        <w:t>dist</w:t>
+      </w:r>
+      <w:proofErr w:type="spellEnd"/>
+      <w:r>
+        <w:rPr>
+          <w:i/>
+          <w:iCs/>
+        </w:rPr>
+        <w:t>/bundle.js</w:t>
+      </w:r>
+      <w:r>
+        <w:t xml:space="preserve"> and </w:t>
+      </w:r>
+      <w:proofErr w:type="spellStart"/>
+      <w:r>
+        <w:rPr>
+          <w:i/>
+          <w:iCs/>
+        </w:rPr>
+        <w:t>dist</w:t>
+      </w:r>
+      <w:proofErr w:type="spellEnd"/>
+      <w:r>
+        <w:rPr>
+          <w:i/>
+          <w:iCs/>
+        </w:rPr>
+        <w:t>/bundle.js.LICENSE.txt</w:t>
+      </w:r>
+      <w:r>
+        <w:t xml:space="preserve"> must be deployed after each production build.</w:t>
+      </w:r>
+    </w:p>
+    <w:p>
+      <w:pPr>
+        <w:ind w:left="720" w:hanging="360"/>
+      </w:pPr>
+      <w:r>
+        <w:t xml:space="preserve">- </w:t>
+      </w:r>
+      <w:r>
+        <w:tab/>
+      </w:r>
+      <w:proofErr w:type="spellStart"/>
+      <w:r>
+        <w:t>src</w:t>
+      </w:r>
+      <w:proofErr w:type="spellEnd"/>
+      <w:r>
+        <w:t xml:space="preserve"> must be deployed because several pages and modules are still loaded directly from </w:t>
+      </w:r>
+      <w:proofErr w:type="spellStart"/>
+      <w:r>
+        <w:t>src</w:t>
+      </w:r>
+      <w:proofErr w:type="spellEnd"/>
+      <w:r>
+        <w:t xml:space="preserve">/pages and </w:t>
+      </w:r>
+      <w:proofErr w:type="spellStart"/>
+      <w:r>
+        <w:t>src</w:t>
+      </w:r>
+      <w:proofErr w:type="spellEnd"/>
+      <w:r>
+        <w:t>/</w:t>
+      </w:r>
+      <w:proofErr w:type="spellStart"/>
+      <w:r>
+        <w:t>js</w:t>
+      </w:r>
+      <w:proofErr w:type="spellEnd"/>
+      <w:r>
+        <w:t>.</w:t>
+      </w:r>
+    </w:p>
+    <w:p>
+      <w:pPr>
+        <w:ind w:left="720" w:hanging="360"/>
+      </w:pPr>
+      <w:r>
+        <w:t xml:space="preserve">- </w:t>
+      </w:r>
+      <w:r>
+        <w:tab/>
+      </w:r>
+      <w:proofErr w:type="spellStart"/>
+      <w:r>
+        <w:t>css</w:t>
+      </w:r>
+      <w:proofErr w:type="spellEnd"/>
+      <w:r>
+        <w:t xml:space="preserve"> must be deployed for page styling.</w:t>
+      </w:r>
+    </w:p>
+    <w:p>
+      <w:pPr>
+        <w:ind w:left="720" w:hanging="360"/>
+      </w:pPr>
+      <w:r>
+        <w:t xml:space="preserve">- </w:t>
+      </w:r>
+      <w:r>
+        <w:tab/>
+      </w:r>
+      <w:r>
+        <w:t xml:space="preserve">assets must be deployed for icons, jaw/tooth images, clinical-information graphics and RPD component </w:t>
+      </w:r>
+      <w:proofErr w:type="spellStart"/>
+      <w:r>
+        <w:t>SVGs.</w:t>
+      </w:r>
+      <w:proofErr w:type="spellEnd"/>
+    </w:p>
+    <w:p>
+      <w:pPr>
+        <w:ind w:left="720" w:hanging="360"/>
+      </w:pPr>
+      <w:r>
+        <w:t xml:space="preserve">- </w:t>
+      </w:r>
+      <w:r>
+        <w:tab/>
+      </w:r>
+      <w:r>
+        <w:t>Do not deploy only bundle.js for the current repository state; the application is not a single-file bundle.</w:t>
       </w:r>
     </w:p>
     <w:p>
@@ -134,39 +417,72 @@
         <w:pStyle w:val="Heading1"/>
       </w:pPr>
       <w:r>
-        <w:t xml:space="preserve">4. GitHub Pages Configuration</w:t>
-      </w:r>
-    </w:p>
-    <w:p>
-      <w:pPr>
-        <w:ind w:left="720" w:hanging="360"/>
-      </w:pPr>
-      <w:r>
-        <w:t xml:space="preserve">- In the GitHub repository, open Settings, then Pages.</w:t>
-      </w:r>
-    </w:p>
-    <w:p>
-      <w:pPr>
-        <w:ind w:left="720" w:hanging="360"/>
-      </w:pPr>
-      <w:r>
-        <w:t xml:space="preserve">- Select the branch and folder used for the deployed static files. If publishing from main, use root or the configured docs folder depending on the repository setup.</w:t>
-      </w:r>
-    </w:p>
-    <w:p>
-      <w:pPr>
-        <w:ind w:left="720" w:hanging="360"/>
-      </w:pPr>
-      <w:r>
-        <w:t xml:space="preserve">- Commit and push the updated static files. GitHub Pages will redeploy after the push.</w:t>
-      </w:r>
-    </w:p>
-    <w:p>
-      <w:pPr>
-        <w:ind w:left="720" w:hanging="360"/>
-      </w:pPr>
-      <w:r>
-        <w:t xml:space="preserve">- When the site is hosted under github.io, several modules use a GitHub Pages base path of /.tmp-test-web for assets. Confirm the deployed repository path matches that expectation or update the base-path logic before publishing to a different repository name.</w:t>
+        <w:t>4. GitHub Pages Configuration</w:t>
+      </w:r>
+    </w:p>
+    <w:p>
+      <w:pPr>
+        <w:ind w:left="720" w:hanging="360"/>
+      </w:pPr>
+      <w:r>
+        <w:t xml:space="preserve">- </w:t>
+      </w:r>
+      <w:r>
+        <w:tab/>
+      </w:r>
+      <w:r>
+        <w:t>In the GitHub repository, open Settings, then Pages.</w:t>
+      </w:r>
+    </w:p>
+    <w:p>
+      <w:pPr>
+        <w:ind w:left="720" w:hanging="360"/>
+      </w:pPr>
+      <w:r>
+        <w:t xml:space="preserve">- </w:t>
+      </w:r>
+      <w:r>
+        <w:tab/>
+      </w:r>
+      <w:r>
+        <w:t>Select the branch and folder used for the deployed static files. If publishing from main, use root or the configured docs folder depending on the repository setup.</w:t>
+      </w:r>
+    </w:p>
+    <w:p>
+      <w:pPr>
+        <w:ind w:left="720" w:hanging="360"/>
+      </w:pPr>
+      <w:r>
+        <w:lastRenderedPageBreak/>
+        <w:t xml:space="preserve">- </w:t>
+      </w:r>
+      <w:r>
+        <w:tab/>
+      </w:r>
+      <w:r>
+        <w:t>Commit and push the updated static files. GitHub Pages will redeploy after the push.</w:t>
+      </w:r>
+    </w:p>
+    <w:p>
+      <w:pPr>
+        <w:ind w:left="720" w:hanging="360"/>
+      </w:pPr>
+      <w:r>
+        <w:t xml:space="preserve">- </w:t>
+      </w:r>
+      <w:r>
+        <w:tab/>
+      </w:r>
+      <w:r>
+        <w:t>When the site is hosted under github.io, several modules use a GitHub Pages base path of /.</w:t>
+      </w:r>
+      <w:proofErr w:type="spellStart"/>
+      <w:r>
+        <w:t>tmp</w:t>
+      </w:r>
+      <w:proofErr w:type="spellEnd"/>
+      <w:r>
+        <w:t>-test-web for assets. Confirm the deployed repository path matches that expectation or update the base-path logic before publishing to a different repository name.</w:t>
       </w:r>
     </w:p>
     <w:p>
@@ -174,12 +490,15 @@
         <w:pStyle w:val="Heading1"/>
       </w:pPr>
       <w:r>
-        <w:t xml:space="preserve">5. API and HTTPS Endpoint</w:t>
-      </w:r>
-    </w:p>
-    <w:p>
-      <w:r>
-        <w:t xml:space="preserve">The current code calls https://live.api.smartrpdai.com/api/smartrpd. The older instruction to replace https://35.198.233.36:8090/api/smartrpd with https://api.smartrpdai.com/api/smartrpd is obsolete for this repository state. If an environment-specific API URL is required, update the relevant API constants and fetch calls deliberately, then rebuild and retest.</w:t>
+        <w:t>5. API and HTTPS Endpoint</w:t>
+      </w:r>
+    </w:p>
+    <w:p>
+      <w:pPr>
+        <w:ind w:left="720"/>
+      </w:pPr>
+      <w:r>
+        <w:t>The current code calls https://live.api.smartrpdai.com/api/smartrpd. The older instruction to replace https://35.198.233.36:8090/api/smartrpd with https://api.smartrpdai.com/api/smartrpd is obsolete for this repository state. If an environment-specific API URL is required, update the relevant API constants and fetch calls deliberately, then rebuild and retest.</w:t>
       </w:r>
     </w:p>
     <w:p>
@@ -187,55 +506,99 @@
         <w:pStyle w:val="Heading1"/>
       </w:pPr>
       <w:r>
-        <w:t xml:space="preserve">6. Post-Deployment Smoke Checks</w:t>
-      </w:r>
-    </w:p>
-    <w:p>
-      <w:pPr>
-        <w:ind w:left="720" w:hanging="360"/>
-      </w:pPr>
-      <w:r>
-        <w:t xml:space="preserve">- Open the deployed site and confirm the login page loads with CSS and SmartRPD assets.</w:t>
-      </w:r>
-    </w:p>
-    <w:p>
-      <w:pPr>
-        <w:ind w:left="720" w:hanging="360"/>
-      </w:pPr>
-      <w:r>
-        <w:t xml:space="preserve">- Sign in and confirm the case list loads from the live API.</w:t>
-      </w:r>
-    </w:p>
-    <w:p>
-      <w:pPr>
-        <w:ind w:left="720" w:hanging="360"/>
-      </w:pPr>
-      <w:r>
-        <w:t xml:space="preserve">- Open a case in 2D annotation and verify component assets render.</w:t>
-      </w:r>
-    </w:p>
-    <w:p>
-      <w:pPr>
-        <w:ind w:left="720" w:hanging="360"/>
-      </w:pPr>
-      <w:r>
-        <w:t xml:space="preserve">- Open the 3D viewer and verify jaw meshes load, the Objects menu opens, and camera controls respond.</w:t>
-      </w:r>
-    </w:p>
-    <w:p>
-      <w:pPr>
-        <w:ind w:left="720" w:hanging="360"/>
-      </w:pPr>
-      <w:r>
-        <w:t xml:space="preserve">- Check browser console/network logs for missing assets, CORS failures or API errors.</w:t>
-      </w:r>
-    </w:p>
-    <w:p>
-      <w:pPr>
-        <w:ind w:left="720" w:hanging="360"/>
-      </w:pPr>
-      <w:r>
-        <w:t xml:space="preserve">- Record the deployment URL, commit/build identifier and smoke-test result because production validation is not currently recorded in repository evidence.</w:t>
+        <w:t>6. Post-Deployment Smoke Checks</w:t>
+      </w:r>
+    </w:p>
+    <w:p>
+      <w:pPr>
+        <w:ind w:left="720" w:hanging="360"/>
+      </w:pPr>
+      <w:r>
+        <w:t xml:space="preserve">- </w:t>
+      </w:r>
+      <w:r>
+        <w:tab/>
+      </w:r>
+      <w:r>
+        <w:t xml:space="preserve">Open the deployed site and confirm the login page loads with CSS and </w:t>
+      </w:r>
+      <w:proofErr w:type="spellStart"/>
+      <w:r>
+        <w:t>SmartRPD</w:t>
+      </w:r>
+      <w:proofErr w:type="spellEnd"/>
+      <w:r>
+        <w:t xml:space="preserve"> assets.</w:t>
+      </w:r>
+    </w:p>
+    <w:p>
+      <w:pPr>
+        <w:ind w:left="720" w:hanging="360"/>
+      </w:pPr>
+      <w:r>
+        <w:t xml:space="preserve">- </w:t>
+      </w:r>
+      <w:r>
+        <w:tab/>
+      </w:r>
+      <w:r>
+        <w:t>Sign in and confirm the case list loads from the live API.</w:t>
+      </w:r>
+    </w:p>
+    <w:p>
+      <w:pPr>
+        <w:ind w:left="720" w:hanging="360"/>
+      </w:pPr>
+      <w:r>
+        <w:t xml:space="preserve">- </w:t>
+      </w:r>
+      <w:r>
+        <w:tab/>
+      </w:r>
+      <w:r>
+        <w:t>Open a case in 2D annotation and verify component assets render.</w:t>
+      </w:r>
+    </w:p>
+    <w:p>
+      <w:pPr>
+        <w:ind w:left="720" w:hanging="360"/>
+      </w:pPr>
+      <w:r>
+        <w:t xml:space="preserve">- </w:t>
+      </w:r>
+      <w:r>
+        <w:tab/>
+      </w:r>
+      <w:r>
+        <w:t>Open the 3D viewer and verify jaw meshes load, the Objects menu opens, and camera controls respond.</w:t>
+      </w:r>
+    </w:p>
+    <w:p>
+      <w:pPr>
+        <w:ind w:left="720" w:hanging="360"/>
+      </w:pPr>
+      <w:r>
+        <w:t xml:space="preserve">- </w:t>
+      </w:r>
+      <w:r>
+        <w:tab/>
+      </w:r>
+      <w:r>
+        <w:t>Check browser console/network logs for missing assets, CORS failures or API errors.</w:t>
+      </w:r>
+    </w:p>
+    <w:p>
+      <w:pPr>
+        <w:ind w:left="720" w:hanging="360"/>
+      </w:pPr>
+      <w:r>
+        <w:t xml:space="preserve">- </w:t>
+      </w:r>
+      <w:r>
+        <w:tab/>
+      </w:r>
+      <w:r>
+        <w:t>Record the deployment URL, commit/build identifier and smoke-test result because production validation is not currently recorded in repository evidence.</w:t>
       </w:r>
     </w:p>
     <w:p>
@@ -243,31 +606,57 @@
         <w:pStyle w:val="Heading1"/>
       </w:pPr>
       <w:r>
-        <w:t xml:space="preserve">7. Current Release Caveats</w:t>
-      </w:r>
-    </w:p>
-    <w:p>
-      <w:pPr>
-        <w:ind w:left="720" w:hanging="360"/>
-      </w:pPr>
-      <w:r>
-        <w:t xml:space="preserve">- Formal UAT and production sign-off remain unverified in Project_Status_Report.md.</w:t>
-      </w:r>
-    </w:p>
-    <w:p>
-      <w:pPr>
-        <w:ind w:left="720" w:hanging="360"/>
-      </w:pPr>
-      <w:r>
-        <w:t xml:space="preserve">- The build succeeds but Webpack reports bundle-size warnings; review code splitting before treating deployment performance as final.</w:t>
-      </w:r>
-    </w:p>
-    <w:p>
-      <w:pPr>
-        <w:ind w:left="720" w:hanging="360"/>
-      </w:pPr>
-      <w:r>
-        <w:t xml:space="preserve">- Some 3D API payloads are large, approximately 16 MB to 30 MB in the current status report, so initial viewer load time depends on network conditions and backend response size.</w:t>
+        <w:t>7. Current Release Caveats</w:t>
+      </w:r>
+    </w:p>
+    <w:p>
+      <w:pPr>
+        <w:ind w:left="720" w:hanging="360"/>
+      </w:pPr>
+      <w:r>
+        <w:t xml:space="preserve">- </w:t>
+      </w:r>
+      <w:r>
+        <w:tab/>
+      </w:r>
+      <w:r>
+        <w:t>Formal UAT and production sign-off remain unverified in Project_Status_Report.md.</w:t>
+      </w:r>
+    </w:p>
+    <w:p>
+      <w:pPr>
+        <w:ind w:left="720" w:hanging="360"/>
+      </w:pPr>
+      <w:r>
+        <w:t xml:space="preserve">- </w:t>
+      </w:r>
+      <w:r>
+        <w:tab/>
+      </w:r>
+      <w:r>
+        <w:t>The build succeeds but Webpack reports bundle-size warnings; review code splitting before treating deployment performance as final.</w:t>
+      </w:r>
+    </w:p>
+    <w:p>
+      <w:pPr>
+        <w:ind w:left="720" w:hanging="360"/>
+      </w:pPr>
+      <w:r>
+        <w:t xml:space="preserve">- </w:t>
+      </w:r>
+      <w:r>
+        <w:tab/>
+      </w:r>
+      <w:r>
+        <w:t xml:space="preserve">Some 3D API payloads are large, approximately 16 MB to 30 MB in the </w:t>
+      </w:r>
+      <w:proofErr w:type="gramStart"/>
+      <w:r>
+        <w:t>current status</w:t>
+      </w:r>
+      <w:proofErr w:type="gramEnd"/>
+      <w:r>
+        <w:t xml:space="preserve"> report, so initial viewer load time depends on network conditions and backend response size.</w:t>
       </w:r>
     </w:p>
     <w:sectPr>
@@ -281,7 +670,7 @@
 </file>
 
 <file path=word/numbering.xml><?xml version="1.0" encoding="utf-8"?>
-<w:numbering xmlns:wpc="http://schemas.microsoft.com/office/word/2010/wordprocessingCanvas" xmlns:cx="http://schemas.microsoft.com/office/drawing/2014/chartex" xmlns:cx1="http://schemas.microsoft.com/office/drawing/2015/9/8/chartex" xmlns:cx2="http://schemas.microsoft.com/office/drawing/2015/10/21/chartex" xmlns:cx3="http://schemas.microsoft.com/office/drawing/2016/5/9/chartex" xmlns:cx4="http://schemas.microsoft.com/office/drawing/2016/5/10/chartex" xmlns:cx5="http://schemas.microsoft.com/office/drawing/2016/5/11/chartex" xmlns:cx6="http://schemas.microsoft.com/office/drawing/2016/5/12/chartex" xmlns:cx7="http://schemas.microsoft.com/office/drawing/2016/5/13/chartex" xmlns:cx8="http://schemas.microsoft.com/office/drawing/2016/5/14/chartex" xmlns:mc="http://schemas.openxmlformats.org/markup-compatibility/2006" xmlns:aink="http://schemas.microsoft.com/office/drawing/2016/ink" xmlns:am3d="http://schemas.microsoft.com/office/drawing/2017/model3d" xmlns:o="urn:schemas-microsoft-com:office:office" xmlns:oel="http://schemas.microsoft.com/office/2019/extlst" xmlns:r="http://schemas.openxmlformats.org/officeDocument/2006/relationships" xmlns:m="http://schemas.openxmlformats.org/officeDocument/2006/math" xmlns:v="urn:schemas-microsoft-com:vml" xmlns:wp14="http://schemas.microsoft.com/office/word/2010/wordprocessingDrawing" xmlns:wp="http://schemas.openxmlformats.org/drawingml/2006/wordprocessingDrawing" xmlns:w10="urn:schemas-microsoft-com:office:word" xmlns:w="http://schemas.openxmlformats.org/wordprocessingml/2006/main" xmlns:w14="http://schemas.microsoft.com/office/word/2010/wordml" xmlns:w15="http://schemas.microsoft.com/office/word/2012/wordml" xmlns:w16cex="http://schemas.microsoft.com/office/word/2018/wordml/cex" xmlns:w16cid="http://schemas.microsoft.com/office/word/2016/wordml/cid" xmlns:w16="http://schemas.microsoft.com/office/word/2018/wordml" xmlns:w16du="http://schemas.microsoft.com/office/word/2023/wordml/word16du" xmlns:w16sdtdh="http://schemas.microsoft.com/office/word/2020/wordml/sdtdatahash" xmlns:w16se="http://schemas.microsoft.com/office/word/2015/wordml/symex" xmlns:wpg="http://schemas.microsoft.com/office/word/2010/wordprocessingGroup" xmlns:wpi="http://schemas.microsoft.com/office/word/2010/wordprocessingInk" xmlns:wne="http://schemas.microsoft.com/office/word/2006/wordml" xmlns:wps="http://schemas.microsoft.com/office/word/2010/wordprocessingShape" mc:Ignorable="w14 w15 w16se w16cid w16 w16cex w16sdtdh w16du wp14">
+<w:numbering xmlns:wpc="http://schemas.microsoft.com/office/word/2010/wordprocessingCanvas" xmlns:cx="http://schemas.microsoft.com/office/drawing/2014/chartex" xmlns:cx1="http://schemas.microsoft.com/office/drawing/2015/9/8/chartex" xmlns:cx2="http://schemas.microsoft.com/office/drawing/2015/10/21/chartex" xmlns:cx3="http://schemas.microsoft.com/office/drawing/2016/5/9/chartex" xmlns:cx4="http://schemas.microsoft.com/office/drawing/2016/5/10/chartex" xmlns:cx5="http://schemas.microsoft.com/office/drawing/2016/5/11/chartex" xmlns:cx6="http://schemas.microsoft.com/office/drawing/2016/5/12/chartex" xmlns:cx7="http://schemas.microsoft.com/office/drawing/2016/5/13/chartex" xmlns:cx8="http://schemas.microsoft.com/office/drawing/2016/5/14/chartex" xmlns:mc="http://schemas.openxmlformats.org/markup-compatibility/2006" xmlns:aink="http://schemas.microsoft.com/office/drawing/2016/ink" xmlns:am3d="http://schemas.microsoft.com/office/drawing/2017/model3d" xmlns:o="urn:schemas-microsoft-com:office:office" xmlns:oel="http://schemas.microsoft.com/office/2019/extlst" xmlns:r="http://schemas.openxmlformats.org/officeDocument/2006/relationships" xmlns:m="http://schemas.openxmlformats.org/officeDocument/2006/math" xmlns:v="urn:schemas-microsoft-com:vml" xmlns:wp14="http://schemas.microsoft.com/office/word/2010/wordprocessingDrawing" xmlns:wp="http://schemas.openxmlformats.org/drawingml/2006/wordprocessingDrawing" xmlns:w10="urn:schemas-microsoft-com:office:word" xmlns:w="http://schemas.openxmlformats.org/wordprocessingml/2006/main" xmlns:w14="http://schemas.microsoft.com/office/word/2010/wordml" xmlns:w15="http://schemas.microsoft.com/office/word/2012/wordml" xmlns:w16cex="http://schemas.microsoft.com/office/word/2018/wordml/cex" xmlns:w16cid="http://schemas.microsoft.com/office/word/2016/wordml/cid" xmlns:w16="http://schemas.microsoft.com/office/word/2018/wordml" xmlns:w16du="http://schemas.microsoft.com/office/word/2023/wordml/word16du" xmlns:w16sdtdh="http://schemas.microsoft.com/office/word/2020/wordml/sdtdatahash" xmlns:w16sdtfl="http://schemas.microsoft.com/office/word/2024/wordml/sdtformatlock" xmlns:w16se="http://schemas.microsoft.com/office/word/2015/wordml/symex" xmlns:wpg="http://schemas.microsoft.com/office/word/2010/wordprocessingGroup" xmlns:wpi="http://schemas.microsoft.com/office/word/2010/wordprocessingInk" xmlns:wne="http://schemas.microsoft.com/office/word/2006/wordml" xmlns:wps="http://schemas.microsoft.com/office/word/2010/wordprocessingShape" mc:Ignorable="w14 w15 w16se w16cid w16 w16cex w16sdtdh w16sdtfl w16du wp14">
   <w:abstractNum w:abstractNumId="0" w15:restartNumberingAfterBreak="0">
     <w:nsid w:val="5F371CEE"/>
     <w:multiLevelType w:val="hybridMultilevel"/>
@@ -470,7 +859,7 @@
 </file>
 
 <file path=word/styles.xml><?xml version="1.0" encoding="utf-8"?>
-<w:styles xmlns:mc="http://schemas.openxmlformats.org/markup-compatibility/2006" xmlns:r="http://schemas.openxmlformats.org/officeDocument/2006/relationships" xmlns:w="http://schemas.openxmlformats.org/wordprocessingml/2006/main" xmlns:w14="http://schemas.microsoft.com/office/word/2010/wordml" xmlns:w15="http://schemas.microsoft.com/office/word/2012/wordml" xmlns:w16cex="http://schemas.microsoft.com/office/word/2018/wordml/cex" xmlns:w16cid="http://schemas.microsoft.com/office/word/2016/wordml/cid" xmlns:w16="http://schemas.microsoft.com/office/word/2018/wordml" xmlns:w16du="http://schemas.microsoft.com/office/word/2023/wordml/word16du" xmlns:w16sdtdh="http://schemas.microsoft.com/office/word/2020/wordml/sdtdatahash" xmlns:w16se="http://schemas.microsoft.com/office/word/2015/wordml/symex" mc:Ignorable="w14 w15 w16se w16cid w16 w16cex w16sdtdh w16du">
+<w:styles xmlns:mc="http://schemas.openxmlformats.org/markup-compatibility/2006" xmlns:r="http://schemas.openxmlformats.org/officeDocument/2006/relationships" xmlns:w="http://schemas.openxmlformats.org/wordprocessingml/2006/main" xmlns:w14="http://schemas.microsoft.com/office/word/2010/wordml" xmlns:w15="http://schemas.microsoft.com/office/word/2012/wordml" xmlns:w16cex="http://schemas.microsoft.com/office/word/2018/wordml/cex" xmlns:w16cid="http://schemas.microsoft.com/office/word/2016/wordml/cid" xmlns:w16="http://schemas.microsoft.com/office/word/2018/wordml" xmlns:w16du="http://schemas.microsoft.com/office/word/2023/wordml/word16du" xmlns:w16sdtdh="http://schemas.microsoft.com/office/word/2020/wordml/sdtdatahash" xmlns:w16sdtfl="http://schemas.microsoft.com/office/word/2024/wordml/sdtformatlock" xmlns:w16se="http://schemas.microsoft.com/office/word/2015/wordml/symex" mc:Ignorable="w14 w15 w16se w16cid w16 w16cex w16sdtdh w16sdtfl w16du">
   <w:docDefaults>
     <w:rPrDefault>
       <w:rPr>
@@ -1072,6 +1461,7 @@
   <w:style w:type="character" w:default="1" w:styleId="DefaultParagraphFont">
     <w:name w:val="Default Paragraph Font"/>
     <w:uiPriority w:val="1"/>
+    <w:semiHidden/>
     <w:unhideWhenUsed/>
   </w:style>
   <w:style w:type="table" w:default="1" w:styleId="TableNormal">
